--- a/PROJECT_OVERVIEW.docx
+++ b/PROJECT_OVERVIEW.docx
@@ -22,7 +22,7 @@
       </w:pPr>
       <w:r>
         <w:rPr/>
-        <w:t xml:space="preserve">Helpdesk — Internal Support Ticketing with an AI Layer</w:t>
+        <w:t xml:space="preserve">Internal Support Ticketing with an AI Layer</w:t>
       </w:r>
     </w:p>
     <w:p>
@@ -52,7 +52,7 @@
       </w:pPr>
       <w:r>
         <w:rPr/>
-        <w:t xml:space="preserve">Helpdesk is a web application through which employees can raise support tickets to internal departments — </w:t>
+        <w:t xml:space="preserve">This is a web application through which employees can raise support tickets to internal departments — </w:t>
       </w:r>
       <w:r>
         <w:rPr>
